--- a/docs/Ver1.1.10.6/データ集約_シナリオファイルJson構成と概要_V11106.docx
+++ b/docs/Ver1.1.10.6/データ集約_シナリオファイルJson構成と概要_V11106.docx
@@ -412,6 +412,21 @@
           <w:sz w:val="21"/>
         </w:rPr>
         <w:t>結果にパスやファイル名の列を付ける設定は、このファイルには残らない（実行のたびに画面で選ぶ）。</w:t>
+      </w:r>
+    </w:p>
+    <w:p>
+      <w:pPr>
+        <w:pStyle w:val="ListBullet"/>
+        <w:spacing w:after="40"/>
+      </w:pPr>
+      <w:r>
+        <w:rPr>
+          <w:rFonts w:ascii="游ゴシック" w:hAnsi="游ゴシック" w:eastAsia="游ゴシック"/>
+          <w:b w:val="0"/>
+          <w:color w:val="444444"/>
+          <w:sz w:val="21"/>
+        </w:rPr>
+        <w:t>一括へ渡すスキャン結果（見つかったファイル一覧）も、このファイルには残らない。画面で検索した直後の一括では再スキャンを省略するが、保存・読込の対象外である。</w:t>
       </w:r>
     </w:p>
     <w:tbl>
